--- a/Vokabeltrainer/User_Guide_EN.docx
+++ b/Vokabeltrainer/User_Guide_EN.docx
@@ -70,7 +70,23 @@
         <w:pStyle w:val="ListNumber"/>
       </w:pPr>
       <w:r>
-        <w:t>On the start screen you will see two large buttons: Flashcards and Read Texts.</w:t>
+        <w:t>On the start screen you will see:</w:t>
+      </w:r>
+    </w:p>
+    <w:p>
+      <w:pPr>
+        <w:pStyle w:val="ListBullet2"/>
+      </w:pPr>
+      <w:r>
+        <w:t>Two large buttons: Flashcards (the card icon) and Read Texts (the book icon)</w:t>
+      </w:r>
+    </w:p>
+    <w:p>
+      <w:pPr>
+        <w:pStyle w:val="ListBullet2"/>
+      </w:pPr>
+      <w:r>
+        <w:t>Below them the voice settings: Choose gender, voice, and speed for speech output here — these settings apply to both modes.</w:t>
       </w:r>
     </w:p>
     <w:p>
@@ -78,7 +94,7 @@
         <w:pStyle w:val="ListNumber"/>
       </w:pPr>
       <w:r>
-        <w:t>At the top you can switch the interface language: DE (German), EN (English), or RU (Russian).</w:t>
+        <w:t>At the top right you can switch the interface language: DE (German), EN (English), or RU (Russian).</w:t>
       </w:r>
     </w:p>
     <w:p>
@@ -94,12 +110,50 @@
         <w:pStyle w:val="Heading2"/>
       </w:pPr>
       <w:r>
-        <w:t>2.1 Loading a File</w:t>
+        <w:t>2.1 Loading Vocabulary</w:t>
       </w:r>
     </w:p>
     <w:p>
       <w:r>
-        <w:t>Click on Flashcards and load a text file with your vocabulary. You can either drag &amp; drop the file into the upload area or click to select it. The app remembers the last folder you used, so the file dialog opens there next time (Chrome/Edge). The app automatically detects which format your file uses (see Section 3).</w:t>
+        <w:t>Click on Flashcards. You now have two options:</w:t>
+      </w:r>
+    </w:p>
+    <w:p>
+      <w:r>
+        <w:rPr>
+          <w:b/>
+        </w:rPr>
+        <w:t xml:space="preserve">Load a new file: </w:t>
+      </w:r>
+      <w:r>
+        <w:t>Load a text file with your vocabulary. You can either drag &amp; drop the file into the upload area or click to select it. The app remembers the last folder you used, so the file dialog opens there next time (Chrome/Edge). The app automatically detects which format your file uses (see Section 3).</w:t>
+      </w:r>
+    </w:p>
+    <w:p>
+      <w:r>
+        <w:rPr>
+          <w:b/>
+        </w:rPr>
+        <w:t xml:space="preserve">Load saved vocabulary: </w:t>
+      </w:r>
+      <w:r>
+        <w:t>Below the file upload area you will see the list of your saved vocabulary from previous sessions (see Section 6). You can:</w:t>
+      </w:r>
+    </w:p>
+    <w:p>
+      <w:pPr>
+        <w:pStyle w:val="ListBullet"/>
+      </w:pPr>
+      <w:r>
+        <w:t>Load all vocabulary — your entire vocabulary collection as flashcards</w:t>
+      </w:r>
+    </w:p>
+    <w:p>
+      <w:pPr>
+        <w:pStyle w:val="ListBullet"/>
+      </w:pPr>
+      <w:r>
+        <w:t>Load a single lesson — click on the title (e.g. "At the Restaurant", "Antonyms") to learn only the vocabulary from that lesson</w:t>
       </w:r>
     </w:p>
     <w:p>
@@ -121,22 +175,6 @@
       </w:pPr>
       <w:r>
         <w:t>Learning mode — Choose between Free, SM-2, or FSRS (see Section 4)</w:t>
-      </w:r>
-    </w:p>
-    <w:p>
-      <w:pPr>
-        <w:pStyle w:val="ListBullet"/>
-      </w:pPr>
-      <w:r>
-        <w:t>Voice — Select a male or female voice</w:t>
-      </w:r>
-    </w:p>
-    <w:p>
-      <w:pPr>
-        <w:pStyle w:val="ListBullet"/>
-      </w:pPr>
-      <w:r>
-        <w:t>Speed — Adjust the speech rate (slower = easier to follow)</w:t>
       </w:r>
     </w:p>
     <w:p>
@@ -848,22 +886,85 @@
         <w:pStyle w:val="Heading1"/>
       </w:pPr>
       <w:r>
-        <w:t>6. The Vocabulary Database</w:t>
+        <w:t>6. The Vocabulary Database — Your Growing Word Bank</w:t>
+      </w:r>
+    </w:p>
+    <w:p>
+      <w:pPr>
+        <w:pStyle w:val="Heading2"/>
+      </w:pPr>
+      <w:r>
+        <w:t>Automatic Collection</w:t>
       </w:r>
     </w:p>
     <w:p>
       <w:r>
-        <w:t>Every time you load a vocabulary file, the cards are automatically saved in a database in your browser. The database grows with each new file — without duplicates.</w:t>
+        <w:t>Every time you load a vocabulary file or generate vocabulary via AI, the cards are automatically saved in a database in your browser. The database grows with each new file — without duplicates. Each vocabulary item remembers which source file (lesson) it came from.</w:t>
+      </w:r>
+    </w:p>
+    <w:p>
+      <w:pPr>
+        <w:pStyle w:val="Heading2"/>
+      </w:pPr>
+      <w:r>
+        <w:t>Loading and Learning Saved Vocabulary</w:t>
       </w:r>
     </w:p>
     <w:p>
       <w:r>
-        <w:t>Click Export (Excel) to download your entire vocabulary collection as a TSV file. You can open this file directly in Excel or Google Sheets.</w:t>
+        <w:t>When you click Flashcards on the main menu, you will see your saved vocabulary below the file upload area:</w:t>
+      </w:r>
+    </w:p>
+    <w:p>
+      <w:pPr>
+        <w:pStyle w:val="ListBullet"/>
+      </w:pPr>
+      <w:r>
+        <w:t>All vocabulary (N cards) — Loads your entire vocabulary collection as flashcards. Ideal for mixed review.</w:t>
+      </w:r>
+    </w:p>
+    <w:p>
+      <w:pPr>
+        <w:pStyle w:val="ListBullet"/>
+      </w:pPr>
+      <w:r>
+        <w:t>Individual lessons — Each file you have ever loaded appears as its own entry with a card counter. Click on a lesson to learn only its vocabulary.</w:t>
+      </w:r>
+    </w:p>
+    <w:p>
+      <w:r>
+        <w:t>This way you can review specific topics without reloading the original file. Your learning progress (Spaced Repetition) is preserved.</w:t>
+      </w:r>
+    </w:p>
+    <w:p>
+      <w:pPr>
+        <w:pStyle w:val="Heading2"/>
+      </w:pPr>
+      <w:r>
+        <w:t>Export for Excel</w:t>
+      </w:r>
+    </w:p>
+    <w:p>
+      <w:r>
+        <w:t>Click Export (Excel) on the settings screen to download your entire vocabulary collection as a CSV file. You can open this file directly in Excel or Google Sheets.</w:t>
       </w:r>
     </w:p>
     <w:p>
       <w:r>
         <w:t>The export file contains: Russian, German, Topic, Category, Grammar, and Source (filename).</w:t>
+      </w:r>
+    </w:p>
+    <w:p>
+      <w:pPr>
+        <w:pStyle w:val="Heading2"/>
+      </w:pPr>
+      <w:r>
+        <w:t>Auto-Export as JSON</w:t>
+      </w:r>
+    </w:p>
+    <w:p>
+      <w:r>
+        <w:t>In the Settings (gear icon at the top right) you can choose a save location for a JSON file. The app then automatically exports your entire vocabulary collection to this file whenever it changes. This gives you an always up-to-date backup.</w:t>
       </w:r>
     </w:p>
     <w:p>
